--- a/OOPs/notes/Unit-2.docx
+++ b/OOPs/notes/Unit-2.docx
@@ -14668,6 +14668,12 @@
       <w:footerReference w:type="first" r:id="rId20"/>
       <w:pgSz w:w="11906" w:h="16838"/>
       <w:pgMar w:top="720" w:right="720" w:bottom="720" w:left="720" w:header="708" w:footer="708" w:gutter="0"/>
+      <w:pgBorders w:offsetFrom="page">
+        <w:top w:val="single" w:sz="4" w:space="24" w:color="auto"/>
+        <w:left w:val="single" w:sz="4" w:space="24" w:color="auto"/>
+        <w:bottom w:val="single" w:sz="4" w:space="24" w:color="auto"/>
+        <w:right w:val="single" w:sz="4" w:space="24" w:color="auto"/>
+      </w:pgBorders>
       <w:cols w:space="708"/>
       <w:docGrid w:linePitch="360"/>
     </w:sectPr>
@@ -14809,7 +14815,7 @@
               </v:handles>
               <o:lock v:ext="edit" text="t" shapetype="t"/>
             </v:shapetype>
-            <v:shape id="PowerPlusWaterMarkObject26707580" o:spid="_x0000_s1025" type="#_x0000_t136" style="position:absolute;margin-left:0;margin-top:0;width:607.6pt;height:130.2pt;rotation:315;z-index:-251657216;mso-position-horizontal:center;mso-position-horizontal-relative:margin;mso-position-vertical:center;mso-position-vertical-relative:margin" o:allowincell="f" fillcolor="silver" stroked="f">
+            <v:shape id="PowerPlusWaterMarkObject26707580" o:spid="_x0000_s1025" type="#_x0000_t136" style="position:absolute;margin-left:0;margin-top:0;width:607.6pt;height:130.2pt;rotation:315;z-index:-251658752;mso-position-horizontal:center;mso-position-horizontal-relative:margin;mso-position-vertical:center;mso-position-vertical-relative:margin" o:allowincell="f" fillcolor="silver" stroked="f">
               <v:fill opacity=".5"/>
               <v:textpath style="font-family:&quot;Calibri&quot;;font-size:1pt" string="dhruvpatel16120"/>
               <w10:wrap anchorx="margin" anchory="margin"/>
